--- a/DBTUNING/ch22_AWR보고서읽기/ch22_실습문제_추가서술형_정답.docx
+++ b/DBTUNING/ch22_AWR보고서읽기/ch22_실습문제_추가서술형_정답.docx
@@ -7,7 +7,7 @@
         <w:pStyle w:val="Heading1"/>
       </w:pPr>
       <w:r>
-        <w:t>제8장  AWR 보고서 읽기 — 추가 실습문제 정답(모범답안 및 채점포인트)</w:t>
+        <w:t>제ch22  AWR 보고서 읽기 — 추가 실습문제 정답(모범답안 및 채점포인트)</w:t>
       </w:r>
     </w:p>
     <w:p>
@@ -35,7 +35,7 @@
           <w:b w:val="0"/>
           <w:sz w:val="21"/>
         </w:rPr>
-        <w:t>[추가-01] AWR 보고서가 '델타 보고서'라는 말의 의미를 설명하고, 이것이 5장에서 배운 누적값 오판을 어떻게 자동으로 교정하는지 서술하라.</w:t>
+        <w:t>[추가-01] AWR 보고서가 '델타 보고서'라는 말의 의미를 설명하고, 이것이 ch19에서 배운 누적값 오판을 어떻게 자동으로 교정하는지 서술하라.</w:t>
       </w:r>
     </w:p>
     <w:p>
@@ -55,7 +55,7 @@
           <w:b w:val="0"/>
           <w:sz w:val="21"/>
         </w:rPr>
-        <w:t>V$ 통계는 인스턴스 기동 이후의 누적값이라 그대로 읽으면 언제부터의 값인지 알 수 없어 오판하기 쉽다. AWR 보고서의 모든 수치는 종료 스냅샷의 누적값에서 시작 스냅샷의 누적값을 뺀 값, 즉 두 스냅샷 사이 구간에서 실제로 발생한 양이다. Load Profile의 Per Second도, SQL 섹션의 Buffer Gets도 모두 이 구간에 한정된 델타다. 따라서 보고서를 읽는 것만으로 5장의 누적값 오판이 자동 교정된다. 단 두 스냅샷 사이에 재기동이 있으면 누적값이 0으로 초기화돼 델타가 음수가 되므로 보고서를 만들 수 없다.</w:t>
+        <w:t>V$ 통계는 인스턴스 기동 이후의 누적값이라 그대로 읽으면 언제부터의 값인지 알 수 없어 오판하기 쉽다. AWR 보고서의 모든 수치는 종료 스냅샷의 누적값에서 시작 스냅샷의 누적값을 뺀 값, 즉 두 스냅샷 사이 구간에서 실제로 발생한 양이다. Load Profile의 Per Second도, SQL 섹션의 Buffer Gets도 모두 이 구간에 한정된 델타다. 따라서 보고서를 읽는 것만으로 ch19의 누적값 오판이 자동 교정된다. 단 두 스냅샷 사이에 재기동이 있으면 누적값이 0으로 초기화돼 델타가 음수가 되므로 보고서를 만들 수 없다.</w:t>
       </w:r>
     </w:p>
     <w:p>
@@ -175,7 +175,7 @@
           <w:b w:val="0"/>
           <w:sz w:val="21"/>
         </w:rPr>
-        <w:t>AWR·ADDM·ASH·DBA_HIST_* 뷰·V$ACTIVE_SESSION_HISTORY, 그리고 awrrpt.sql을 포함한 AWR 보고서 생성이 Diagnostics Pack 대상이다. CONTROL_MANAGEMENT_PACK_ACCESS가 DIAGNOSTIC 이상이어야 동작한다. 대안 1은 무료인 Statspack으로, spcreate.sql 설치 후 STATSPACK.SNAP으로 스냅샷을 뜨고 spreport.sql로 보고서를 만든다. Load Profile·Top Events·SQL 통계·Instance Efficiency가 있어 판독이 거의 그대로 적용되나 ADDM·ASH는 없다. 대안 2는 V$SYSSTAT·V$SYS_TIME_MODEL·V$SYSTEM_EVENT·V$SQL을 두 시점에 조회해 델타를 직접 계산하는 것으로, 13·14장의 경로다.</w:t>
+        <w:t>AWR·ADDM·ASH·DBA_HIST_* 뷰·V$ACTIVE_SESSION_HISTORY, 그리고 awrrpt.sql을 포함한 AWR 보고서 생성이 Diagnostics Pack 대상이다. CONTROL_MANAGEMENT_PACK_ACCESS가 DIAGNOSTIC 이상이어야 동작한다. 대안 1은 무료인 Statspack으로, spcreate.sql 설치 후 STATSPACK.SNAP으로 스냅샷을 뜨고 spreport.sql로 보고서를 만든다. Load Profile·Top Events·SQL 통계·Instance Efficiency가 있어 판독이 거의 그대로 적용되나 ADDM·ASH는 없다. 대안 2는 V$SYSSTAT·V$SYS_TIME_MODEL·V$SYSTEM_EVENT·V$SQL을 두 시점에 조회해 델타를 직접 계산하는 것으로, ch26·ch27의 경로다.</w:t>
       </w:r>
     </w:p>
     <w:p>
@@ -831,7 +831,7 @@
           <w:b w:val="0"/>
           <w:sz w:val="21"/>
         </w:rPr>
-        <w:t>증상: 조치 효과의 증명 필요. 확인 지표: 조치 전 구간과 조치 후 같은 성격의 구간에서 각각 AWR을 만들어 DB Time, AAS, 대상 SQL의 %Total·Gets per Exec, 관련 대기의 % DB time을 비교(가능하면 awrddrpt.sql로 Compare Periods). 판정 기준: 부하량(트랜잭션 수·User calls)이 비슷한 조건에서 DB Time과 대상 지표가 감소했으면 조치 성공으로 판정. 부하가 달라졌으면 단순 비교 금지(11장). 조치: 성공이면 기준선(베이스라인)으로 보존, 실패면 원복하고 다른 가설 검토. 재확인: 일정 기간 후 다시 측정해 효과가 지속되는지 확인한다.</w:t>
+        <w:t>증상: 조치 효과의 증명 필요. 확인 지표: 조치 전 구간과 조치 후 같은 성격의 구간에서 각각 AWR을 만들어 DB Time, AAS, 대상 SQL의 %Total·Gets per Exec, 관련 대기의 % DB time을 비교(가능하면 awrddrpt.sql로 Compare Periods). 판정 기준: 부하량(트랜잭션 수·User calls)이 비슷한 조건에서 DB Time과 대상 지표가 감소했으면 조치 성공으로 판정. 부하가 달라졌으면 단순 비교 금지(ch23). 조치: 성공이면 기준선(베이스라인)으로 보존, 실패면 원복하고 다른 가설 검토. 재확인: 일정 기간 후 다시 측정해 효과가 지속되는지 확인한다.</w:t>
       </w:r>
     </w:p>
     <w:p>

--- a/DBTUNING/ch22_AWR보고서읽기/ch22_실습문제_추가서술형_정답.docx
+++ b/DBTUNING/ch22_AWR보고서읽기/ch22_실습문제_추가서술형_정답.docx
@@ -7,7 +7,7 @@
         <w:pStyle w:val="Heading1"/>
       </w:pPr>
       <w:r>
-        <w:t>제ch22  AWR 보고서 읽기 — 추가 실습문제 정답(모범답안 및 채점포인트)</w:t>
+        <w:t>ch22  AWR 보고서 읽기 — 추가 실습문제 정답(모범답안 및 채점포인트)</w:t>
       </w:r>
     </w:p>
     <w:p>
